--- a/rel122/Inspiered_question.docx
+++ b/rel122/Inspiered_question.docx
@@ -59,58 +59,57 @@
       <w:r>
         <w:rPr>
           <w:rFonts w:ascii="Times New Roman" w:eastAsia="Times New Roman" w:hAnsi="Times New Roman" w:cs="Times New Roman"/>
-          <w:kern w:val="0"/>
-          <w14:ligatures w14:val="none"/>
-        </w:rPr>
-        <w:t xml:space="preserve">The Church of Jesus Christ of Latter-day Saints. (2013). </w:t>
-      </w:r>
-      <w:r>
-        <w:rPr>
-          <w:rFonts w:ascii="Times New Roman" w:eastAsia="Times New Roman" w:hAnsi="Times New Roman" w:cs="Times New Roman"/>
           <w:i/>
           <w:iCs/>
           <w:kern w:val="0"/>
           <w14:ligatures w14:val="none"/>
         </w:rPr>
-        <w:t>The Book of Mormon: Another testament of Jesus Christ</w:t>
-      </w:r>
-      <w:r>
-        <w:rPr>
-          <w:rFonts w:ascii="Times New Roman" w:eastAsia="Times New Roman" w:hAnsi="Times New Roman" w:cs="Times New Roman"/>
-          <w:kern w:val="0"/>
-          <w14:ligatures w14:val="none"/>
-        </w:rPr>
-        <w:t xml:space="preserve">. </w:t>
-      </w:r>
-      <w:hyperlink r:id="rId5" w:history="1">
-        <w:r>
-          <w:rPr>
-            <w:rFonts w:ascii="Times New Roman" w:eastAsia="Times New Roman" w:hAnsi="Times New Roman" w:cs="Times New Roman"/>
-            <w:color w:val="0000FF"/>
-            <w:kern w:val="0"/>
-            <w:u w:val="single"/>
-            <w14:ligatures w14:val="none"/>
-          </w:rPr>
-          <w:t>https://www.churchofjesuschrist.org/study/scriptures/bofm/alma/29?lang=eng</w:t>
-        </w:r>
-      </w:hyperlink>
+        <w:t>Alma 29:4–5; Mosiah 3:11; Doctrine and Covenants 137:7–9</w:t>
+      </w:r>
     </w:p>
     <w:p>
       <w:pPr>
         <w:spacing w:before="100" w:beforeAutospacing="1" w:after="100" w:afterAutospacing="1" w:line="240" w:lineRule="auto"/>
-        <w:rPr>
-          <w:rFonts w:ascii="Times New Roman" w:eastAsia="Times New Roman" w:hAnsi="Times New Roman" w:cs="Times New Roman"/>
-          <w:kern w:val="0"/>
-          <w14:ligatures w14:val="none"/>
-        </w:rPr>
-      </w:pPr>
-      <w:r>
-        <w:rPr>
-          <w:rFonts w:ascii="Times New Roman" w:eastAsia="Times New Roman" w:hAnsi="Times New Roman" w:cs="Times New Roman"/>
-          <w:kern w:val="0"/>
-          <w14:ligatures w14:val="none"/>
-        </w:rPr>
-        <w:t xml:space="preserve">The Church of Jesus Christ of Latter-day Saints. (2013). </w:t>
+        <w:outlineLvl w:val="1"/>
+        <w:rPr>
+          <w:rFonts w:ascii="Times New Roman" w:eastAsia="Times New Roman" w:hAnsi="Times New Roman" w:cs="Times New Roman"/>
+          <w:b/>
+          <w:bCs/>
+          <w:kern w:val="0"/>
+          <w:sz w:val="36"/>
+          <w:szCs w:val="36"/>
+          <w14:ligatures w14:val="none"/>
+        </w:rPr>
+      </w:pPr>
+      <w:r>
+        <w:rPr>
+          <w:rFonts w:ascii="Times New Roman" w:eastAsia="Times New Roman" w:hAnsi="Times New Roman" w:cs="Times New Roman"/>
+          <w:b/>
+          <w:bCs/>
+          <w:kern w:val="0"/>
+          <w:sz w:val="36"/>
+          <w:szCs w:val="36"/>
+          <w14:ligatures w14:val="none"/>
+        </w:rPr>
+        <w:t>Church-Related Articles</w:t>
+      </w:r>
+    </w:p>
+    <w:p>
+      <w:pPr>
+        <w:spacing w:before="100" w:beforeAutospacing="1" w:after="100" w:afterAutospacing="1" w:line="240" w:lineRule="auto"/>
+        <w:rPr>
+          <w:rFonts w:ascii="Times New Roman" w:eastAsia="Times New Roman" w:hAnsi="Times New Roman" w:cs="Times New Roman"/>
+          <w:kern w:val="0"/>
+          <w14:ligatures w14:val="none"/>
+        </w:rPr>
+      </w:pPr>
+      <w:r>
+        <w:rPr>
+          <w:rFonts w:ascii="Times New Roman" w:eastAsia="Times New Roman" w:hAnsi="Times New Roman" w:cs="Times New Roman"/>
+          <w:kern w:val="0"/>
+          <w14:ligatures w14:val="none"/>
+        </w:rPr>
+        <w:t xml:space="preserve">Christofferson, D. T. (2009, June). Moral agency. </w:t>
       </w:r>
       <w:r>
         <w:rPr>
@@ -120,157 +119,6 @@
           <w:kern w:val="0"/>
           <w14:ligatures w14:val="none"/>
         </w:rPr>
-        <w:t>The Book of Mormon: Another testament of Jesus Christ</w:t>
-      </w:r>
-      <w:r>
-        <w:rPr>
-          <w:rFonts w:ascii="Times New Roman" w:eastAsia="Times New Roman" w:hAnsi="Times New Roman" w:cs="Times New Roman"/>
-          <w:kern w:val="0"/>
-          <w14:ligatures w14:val="none"/>
-        </w:rPr>
-        <w:t xml:space="preserve">. </w:t>
-      </w:r>
-      <w:hyperlink r:id="rId6" w:history="1">
-        <w:r>
-          <w:rPr>
-            <w:rFonts w:ascii="Times New Roman" w:eastAsia="Times New Roman" w:hAnsi="Times New Roman" w:cs="Times New Roman"/>
-            <w:color w:val="0000FF"/>
-            <w:kern w:val="0"/>
-            <w:u w:val="single"/>
-            <w14:ligatures w14:val="none"/>
-          </w:rPr>
-          <w:t>https://www.churchofjesuschrist.org/study/scriptures/bofm/mosiah/3?lang=eng</w:t>
-        </w:r>
-      </w:hyperlink>
-    </w:p>
-    <w:p>
-      <w:pPr>
-        <w:spacing w:before="100" w:beforeAutospacing="1" w:after="100" w:afterAutospacing="1" w:line="240" w:lineRule="auto"/>
-        <w:rPr>
-          <w:rFonts w:ascii="Times New Roman" w:eastAsia="Times New Roman" w:hAnsi="Times New Roman" w:cs="Times New Roman"/>
-          <w:kern w:val="0"/>
-          <w14:ligatures w14:val="none"/>
-        </w:rPr>
-      </w:pPr>
-      <w:r>
-        <w:rPr>
-          <w:rFonts w:ascii="Times New Roman" w:eastAsia="Times New Roman" w:hAnsi="Times New Roman" w:cs="Times New Roman"/>
-          <w:kern w:val="0"/>
-          <w14:ligatures w14:val="none"/>
-        </w:rPr>
-        <w:t xml:space="preserve">The Church of Jesus Christ of Latter-day Saints. (2013). </w:t>
-      </w:r>
-      <w:r>
-        <w:rPr>
-          <w:rFonts w:ascii="Times New Roman" w:eastAsia="Times New Roman" w:hAnsi="Times New Roman" w:cs="Times New Roman"/>
-          <w:i/>
-          <w:iCs/>
-          <w:kern w:val="0"/>
-          <w14:ligatures w14:val="none"/>
-        </w:rPr>
-        <w:t>The Doctrine and Covenants of The Church of Jesus Christ of Latter-day Saints</w:t>
-      </w:r>
-      <w:r>
-        <w:rPr>
-          <w:rFonts w:ascii="Times New Roman" w:eastAsia="Times New Roman" w:hAnsi="Times New Roman" w:cs="Times New Roman"/>
-          <w:kern w:val="0"/>
-          <w14:ligatures w14:val="none"/>
-        </w:rPr>
-        <w:t xml:space="preserve">. </w:t>
-      </w:r>
-      <w:hyperlink r:id="rId7" w:history="1">
-        <w:r>
-          <w:rPr>
-            <w:rFonts w:ascii="Times New Roman" w:eastAsia="Times New Roman" w:hAnsi="Times New Roman" w:cs="Times New Roman"/>
-            <w:color w:val="0000FF"/>
-            <w:kern w:val="0"/>
-            <w:u w:val="single"/>
-            <w14:ligatures w14:val="none"/>
-          </w:rPr>
-          <w:t>https://www.churchofjesuschrist.org/study/scriptures/dc-testament/dc/137?lang=eng</w:t>
-        </w:r>
-      </w:hyperlink>
-    </w:p>
-    <w:p>
-      <w:pPr>
-        <w:spacing w:before="100" w:beforeAutospacing="1" w:after="100" w:afterAutospacing="1" w:line="240" w:lineRule="auto"/>
-        <w:rPr>
-          <w:rFonts w:ascii="Times New Roman" w:eastAsia="Times New Roman" w:hAnsi="Times New Roman" w:cs="Times New Roman"/>
-          <w:kern w:val="0"/>
-          <w14:ligatures w14:val="none"/>
-        </w:rPr>
-      </w:pPr>
-      <w:r>
-        <w:rPr>
-          <w:rFonts w:ascii="Times New Roman" w:eastAsia="Times New Roman" w:hAnsi="Times New Roman" w:cs="Times New Roman"/>
-          <w:kern w:val="0"/>
-          <w14:ligatures w14:val="none"/>
-        </w:rPr>
-        <w:t xml:space="preserve">In-text citations: </w:t>
-      </w:r>
-      <w:r>
-        <w:rPr>
-          <w:rFonts w:ascii="Times New Roman" w:eastAsia="Times New Roman" w:hAnsi="Times New Roman" w:cs="Times New Roman"/>
-          <w:i/>
-          <w:iCs/>
-          <w:kern w:val="0"/>
-          <w14:ligatures w14:val="none"/>
-        </w:rPr>
-        <w:t>(Alma 29:4–5; Mosiah 3:11; Doctrine and Covenants 137:7–9)</w:t>
-      </w:r>
-    </w:p>
-    <w:p>
-      <w:pPr>
-        <w:spacing w:before="100" w:beforeAutospacing="1" w:after="100" w:afterAutospacing="1" w:line="240" w:lineRule="auto"/>
-        <w:outlineLvl w:val="1"/>
-        <w:rPr>
-          <w:rFonts w:ascii="Times New Roman" w:eastAsia="Times New Roman" w:hAnsi="Times New Roman" w:cs="Times New Roman"/>
-          <w:b/>
-          <w:bCs/>
-          <w:kern w:val="0"/>
-          <w:sz w:val="36"/>
-          <w:szCs w:val="36"/>
-          <w14:ligatures w14:val="none"/>
-        </w:rPr>
-      </w:pPr>
-      <w:r>
-        <w:rPr>
-          <w:rFonts w:ascii="Times New Roman" w:eastAsia="Times New Roman" w:hAnsi="Times New Roman" w:cs="Times New Roman"/>
-          <w:b/>
-          <w:bCs/>
-          <w:kern w:val="0"/>
-          <w:sz w:val="36"/>
-          <w:szCs w:val="36"/>
-          <w14:ligatures w14:val="none"/>
-        </w:rPr>
-        <w:t>Church-Related Articles</w:t>
-      </w:r>
-    </w:p>
-    <w:p>
-      <w:pPr>
-        <w:spacing w:before="100" w:beforeAutospacing="1" w:after="100" w:afterAutospacing="1" w:line="240" w:lineRule="auto"/>
-        <w:rPr>
-          <w:rFonts w:ascii="Times New Roman" w:eastAsia="Times New Roman" w:hAnsi="Times New Roman" w:cs="Times New Roman"/>
-          <w:kern w:val="0"/>
-          <w14:ligatures w14:val="none"/>
-        </w:rPr>
-      </w:pPr>
-      <w:r>
-        <w:rPr>
-          <w:rFonts w:ascii="Times New Roman" w:eastAsia="Times New Roman" w:hAnsi="Times New Roman" w:cs="Times New Roman"/>
-          <w:kern w:val="0"/>
-          <w14:ligatures w14:val="none"/>
-        </w:rPr>
-        <w:t xml:space="preserve">Christofferson, D. T. (2009, June). Moral agency. </w:t>
-      </w:r>
-      <w:r>
-        <w:rPr>
-          <w:rFonts w:ascii="Times New Roman" w:eastAsia="Times New Roman" w:hAnsi="Times New Roman" w:cs="Times New Roman"/>
-          <w:i/>
-          <w:iCs/>
-          <w:kern w:val="0"/>
-          <w14:ligatures w14:val="none"/>
-        </w:rPr>
         <w:t>Ensign</w:t>
       </w:r>
       <w:r>
@@ -281,7 +129,7 @@
         </w:rPr>
         <w:t xml:space="preserve">, 39(6), 46–53. </w:t>
       </w:r>
-      <w:hyperlink r:id="rId8" w:history="1">
+      <w:hyperlink r:id="rId5" w:history="1">
         <w:r>
           <w:rPr>
             <w:rFonts w:ascii="Times New Roman" w:eastAsia="Times New Roman" w:hAnsi="Times New Roman" w:cs="Times New Roman"/>
@@ -329,7 +177,7 @@
         </w:rPr>
         <w:t xml:space="preserve">. </w:t>
       </w:r>
-      <w:hyperlink r:id="rId9" w:history="1">
+      <w:hyperlink r:id="rId6" w:history="1">
         <w:r>
           <w:rPr>
             <w:rFonts w:ascii="Times New Roman" w:eastAsia="Times New Roman" w:hAnsi="Times New Roman" w:cs="Times New Roman"/>
@@ -377,7 +225,7 @@
         </w:rPr>
         <w:t xml:space="preserve">. </w:t>
       </w:r>
-      <w:hyperlink r:id="rId10" w:history="1">
+      <w:hyperlink r:id="rId7" w:history="1">
         <w:r>
           <w:rPr>
             <w:rFonts w:ascii="Times New Roman" w:eastAsia="Times New Roman" w:hAnsi="Times New Roman" w:cs="Times New Roman"/>
@@ -452,7 +300,7 @@
         </w:rPr>
         <w:t xml:space="preserve">. Oxford University Press. </w:t>
       </w:r>
-      <w:hyperlink r:id="rId11" w:history="1">
+      <w:hyperlink r:id="rId8" w:history="1">
         <w:r>
           <w:rPr>
             <w:rFonts w:ascii="Times New Roman" w:eastAsia="Times New Roman" w:hAnsi="Times New Roman" w:cs="Times New Roman"/>
@@ -480,7 +328,6 @@
           <w:kern w:val="0"/>
           <w14:ligatures w14:val="none"/>
         </w:rPr>
-        <w:lastRenderedPageBreak/>
         <w:t xml:space="preserve">Sherry, T. E. (2015). “Wherefore, ye are free”: How the plan of salvation ensures perfect agency and accountability. </w:t>
       </w:r>
       <w:r>
@@ -501,7 +348,7 @@
         </w:rPr>
         <w:t xml:space="preserve">(1), 60–75. </w:t>
       </w:r>
-      <w:hyperlink r:id="rId12" w:history="1">
+      <w:hyperlink r:id="rId9" w:history="1">
         <w:r>
           <w:rPr>
             <w:rFonts w:ascii="Times New Roman" w:eastAsia="Times New Roman" w:hAnsi="Times New Roman" w:cs="Times New Roman"/>
@@ -549,7 +396,7 @@
         </w:rPr>
         <w:t xml:space="preserve">(3), 410–426. </w:t>
       </w:r>
-      <w:hyperlink r:id="rId13" w:history="1">
+      <w:hyperlink r:id="rId10" w:history="1">
         <w:r>
           <w:rPr>
             <w:rFonts w:ascii="Times New Roman" w:eastAsia="Times New Roman" w:hAnsi="Times New Roman" w:cs="Times New Roman"/>
@@ -709,6 +556,7 @@
           <w:kern w:val="0"/>
           <w14:ligatures w14:val="none"/>
         </w:rPr>
+        <w:lastRenderedPageBreak/>
         <w:t>(Doctrine and Covenants 137:7–9)</w:t>
       </w:r>
     </w:p>
